--- a/docs/DOCKER.docx
+++ b/docs/DOCKER.docx
@@ -3705,7 +3705,7 @@
                 <w:color w:val="131B1E"/>
                 <w:sz w:val="16"/>
               </w:rPr>
-              <w:t xml:space="preserve">        ▲ libgomp1 worked; all 34 pinned deps installed as wheels,</w:t>
+              <w:t xml:space="preserve">        ▲ libgomp1 worked; every pinned dep installed as a wheel,</w:t>
             </w:r>
           </w:p>
           <w:p>
@@ -4842,7 +4842,7 @@
                 <w:color w:val="131B1E"/>
                 <w:sz w:val="18"/>
               </w:rPr>
-              <w:t xml:space="preserve">valid; only </w:t>
+              <w:t xml:space="preserve">valid; 4 services, only </w:t>
             </w:r>
             <w:r>
               <w:rPr>
@@ -4874,7 +4874,7 @@
                 <w:color w:val="131B1E"/>
                 <w:sz w:val="18"/>
               </w:rPr>
-              <w:t xml:space="preserve"> default</w:t>
+              <w:t xml:space="preserve"> start by default</w:t>
             </w:r>
           </w:p>
         </w:tc>
@@ -4948,7 +4948,7 @@
                 <w:color w:val="131B1E"/>
                 <w:sz w:val="18"/>
               </w:rPr>
-              <w:t xml:space="preserve">34 pinned deps on </w:t>
+              <w:t xml:space="preserve">Pinned deps on </w:t>
             </w:r>
             <w:r>
               <w:rPr>
@@ -4974,7 +4974,15 @@
                 <w:color w:val="131B1E"/>
                 <w:sz w:val="18"/>
               </w:rPr>
-              <w:t>no wheel compiled from source</w:t>
+              <w:t xml:space="preserve">no wheel compiled from source. 24 direct application pins (16 for the API set); 102 packages resolved in </w:t>
+            </w:r>
+            <w:r>
+              <w:rPr>
+                <w:rFonts w:ascii="Consolas" w:hAnsi="Consolas"/>
+                <w:color w:val="0E5D6E"/>
+                <w:sz w:val="16"/>
+              </w:rPr>
+              <w:t>:serve</w:t>
             </w:r>
           </w:p>
         </w:tc>
@@ -5180,7 +5188,7 @@
                 <w:color w:val="131B1E"/>
                 <w:sz w:val="18"/>
               </w:rPr>
-              <w:t>Image size</w:t>
+              <w:t>Degraded boot (no registry)</w:t>
             </w:r>
           </w:p>
         </w:tc>
@@ -5199,7 +5207,7 @@
                 <w:color w:val="131B1E"/>
                 <w:sz w:val="18"/>
               </w:rPr>
-              <w:t>1.64 GB</w:t>
+              <w:t>503 with an actionable message</w:t>
             </w:r>
             <w:r>
               <w:rPr>
@@ -5207,7 +5215,171 @@
                 <w:color w:val="131B1E"/>
                 <w:sz w:val="18"/>
               </w:rPr>
-              <w:t xml:space="preserve"> (from 2.65 GB)</w:t>
+              <w:t>, not a crash-loop</w:t>
+            </w:r>
+          </w:p>
+        </w:tc>
+      </w:tr>
+      <w:tr>
+        <w:tc>
+          <w:tcPr>
+            <w:tcW w:type="dxa" w:w="4680"/>
+          </w:tcPr>
+          <w:p>
+            <w:pPr>
+              <w:spacing w:after="40" w:line="264" w:lineRule="auto"/>
+            </w:pPr>
+            <w:r>
+              <w:rPr>
+                <w:rFonts w:ascii="Georgia" w:hAnsi="Georgia"/>
+                <w:color w:val="131B1E"/>
+                <w:sz w:val="18"/>
+              </w:rPr>
+              <w:t xml:space="preserve">Suite inside </w:t>
+            </w:r>
+            <w:r>
+              <w:rPr>
+                <w:rFonts w:ascii="Consolas" w:hAnsi="Consolas"/>
+                <w:color w:val="0E5D6E"/>
+                <w:sz w:val="16"/>
+              </w:rPr>
+              <w:t>:serve</w:t>
+            </w:r>
+          </w:p>
+        </w:tc>
+        <w:tc>
+          <w:tcPr>
+            <w:tcW w:type="dxa" w:w="4680"/>
+          </w:tcPr>
+          <w:p>
+            <w:pPr>
+              <w:spacing w:after="40" w:line="264" w:lineRule="auto"/>
+            </w:pPr>
+            <w:r>
+              <w:rPr>
+                <w:rFonts w:ascii="Georgia" w:hAnsi="Georgia"/>
+                <w:b/>
+                <w:color w:val="131B1E"/>
+                <w:sz w:val="18"/>
+              </w:rPr>
+              <w:t>48 passed, 5 skipped</w:t>
+            </w:r>
+            <w:r>
+              <w:rPr>
+                <w:rFonts w:ascii="Georgia" w:hAnsi="Georgia"/>
+                <w:color w:val="131B1E"/>
+                <w:sz w:val="18"/>
+              </w:rPr>
+              <w:t xml:space="preserve"> — the skips are the training/UI guards</w:t>
+            </w:r>
+          </w:p>
+        </w:tc>
+      </w:tr>
+      <w:tr>
+        <w:tc>
+          <w:tcPr>
+            <w:tcW w:type="dxa" w:w="4680"/>
+          </w:tcPr>
+          <w:p>
+            <w:pPr>
+              <w:spacing w:after="40" w:line="264" w:lineRule="auto"/>
+            </w:pPr>
+            <w:r>
+              <w:rPr>
+                <w:rFonts w:ascii="Consolas" w:hAnsi="Consolas"/>
+                <w:color w:val="0E5D6E"/>
+                <w:sz w:val="16"/>
+              </w:rPr>
+              <w:t>:ui</w:t>
+            </w:r>
+            <w:r>
+              <w:rPr>
+                <w:rFonts w:ascii="Georgia" w:hAnsi="Georgia"/>
+                <w:color w:val="131B1E"/>
+                <w:sz w:val="18"/>
+              </w:rPr>
+              <w:t xml:space="preserve"> image</w:t>
+            </w:r>
+          </w:p>
+        </w:tc>
+        <w:tc>
+          <w:tcPr>
+            <w:tcW w:type="dxa" w:w="4680"/>
+          </w:tcPr>
+          <w:p>
+            <w:pPr>
+              <w:spacing w:after="40" w:line="264" w:lineRule="auto"/>
+            </w:pPr>
+            <w:r>
+              <w:rPr>
+                <w:rFonts w:ascii="Georgia" w:hAnsi="Georgia"/>
+                <w:b/>
+                <w:color w:val="131B1E"/>
+                <w:sz w:val="18"/>
+              </w:rPr>
+              <w:t>built and verified</w:t>
+            </w:r>
+            <w:r>
+              <w:rPr>
+                <w:rFonts w:ascii="Georgia" w:hAnsi="Georgia"/>
+                <w:color w:val="131B1E"/>
+                <w:sz w:val="18"/>
+              </w:rPr>
+              <w:t xml:space="preserve"> — Streamlit CLI reachable, </w:t>
+            </w:r>
+            <w:r>
+              <w:rPr>
+                <w:rFonts w:ascii="Consolas" w:hAnsi="Consolas"/>
+                <w:color w:val="0E5D6E"/>
+                <w:sz w:val="16"/>
+              </w:rPr>
+              <w:t>src.ui.app</w:t>
+            </w:r>
+            <w:r>
+              <w:rPr>
+                <w:rFonts w:ascii="Georgia" w:hAnsi="Georgia"/>
+                <w:color w:val="131B1E"/>
+                <w:sz w:val="18"/>
+              </w:rPr>
+              <w:t xml:space="preserve"> imports</w:t>
+            </w:r>
+          </w:p>
+        </w:tc>
+      </w:tr>
+      <w:tr>
+        <w:tc>
+          <w:tcPr>
+            <w:tcW w:type="dxa" w:w="4680"/>
+          </w:tcPr>
+          <w:p>
+            <w:pPr>
+              <w:spacing w:after="40" w:line="264" w:lineRule="auto"/>
+            </w:pPr>
+            <w:r>
+              <w:rPr>
+                <w:rFonts w:ascii="Georgia" w:hAnsi="Georgia"/>
+                <w:color w:val="131B1E"/>
+                <w:sz w:val="18"/>
+              </w:rPr>
+              <w:t>Image build in CI</w:t>
+            </w:r>
+          </w:p>
+        </w:tc>
+        <w:tc>
+          <w:tcPr>
+            <w:tcW w:type="dxa" w:w="4680"/>
+          </w:tcPr>
+          <w:p>
+            <w:pPr>
+              <w:spacing w:after="40" w:line="264" w:lineRule="auto"/>
+            </w:pPr>
+            <w:r>
+              <w:rPr>
+                <w:rFonts w:ascii="Georgia" w:hAnsi="Georgia"/>
+                <w:color w:val="131B1E"/>
+                <w:sz w:val="18"/>
+              </w:rPr>
+              <w:t>both targets, GHA layer cache, container smoke test</w:t>
             </w:r>
           </w:p>
         </w:tc>
@@ -5230,7 +5402,7 @@
           <w:color w:val="131B1E"/>
           <w:sz w:val="25"/>
         </w:rPr>
-        <w:t>Open: split requirements per service</w:t>
+        <w:t>Image inventory (measured)</w:t>
       </w:r>
     </w:p>
     <w:p>
@@ -5243,7 +5415,73 @@
           <w:color w:val="131B1E"/>
           <w:sz w:val="21"/>
         </w:rPr>
-        <w:t>The API image still carries training-only dependencies:</w:t>
+        <w:t xml:space="preserve">Two size figures get confused constantly, so both are given. </w:t>
+      </w:r>
+      <w:r>
+        <w:rPr>
+          <w:rFonts w:ascii="Consolas" w:hAnsi="Consolas"/>
+          <w:color w:val="0E5D6E"/>
+          <w:sz w:val="19"/>
+        </w:rPr>
+        <w:t>docker image ls</w:t>
+      </w:r>
+      <w:r>
+        <w:rPr>
+          <w:rFonts w:ascii="Georgia" w:hAnsi="Georgia"/>
+          <w:color w:val="131B1E"/>
+          <w:sz w:val="21"/>
+        </w:rPr>
+        <w:t xml:space="preserve"> reports the </w:t>
+      </w:r>
+      <w:r>
+        <w:rPr>
+          <w:rFonts w:ascii="Georgia" w:hAnsi="Georgia"/>
+          <w:b/>
+          <w:color w:val="131B1E"/>
+          <w:sz w:val="21"/>
+        </w:rPr>
+        <w:t>uncompressed on-disk</w:t>
+      </w:r>
+      <w:r>
+        <w:rPr>
+          <w:rFonts w:ascii="Georgia" w:hAnsi="Georgia"/>
+          <w:color w:val="131B1E"/>
+          <w:sz w:val="21"/>
+        </w:rPr>
+        <w:t xml:space="preserve"> size; what a registry pull actually transfers is the </w:t>
+      </w:r>
+      <w:r>
+        <w:rPr>
+          <w:rFonts w:ascii="Georgia" w:hAnsi="Georgia"/>
+          <w:b/>
+          <w:color w:val="131B1E"/>
+          <w:sz w:val="21"/>
+        </w:rPr>
+        <w:t>compressed</w:t>
+      </w:r>
+      <w:r>
+        <w:rPr>
+          <w:rFonts w:ascii="Georgia" w:hAnsi="Georgia"/>
+          <w:color w:val="131B1E"/>
+          <w:sz w:val="21"/>
+        </w:rPr>
+        <w:t xml:space="preserve"> content, which </w:t>
+      </w:r>
+      <w:r>
+        <w:rPr>
+          <w:rFonts w:ascii="Consolas" w:hAnsi="Consolas"/>
+          <w:color w:val="0E5D6E"/>
+          <w:sz w:val="19"/>
+        </w:rPr>
+        <w:t>docker image inspect --format '{{.Size}}'</w:t>
+      </w:r>
+      <w:r>
+        <w:rPr>
+          <w:rFonts w:ascii="Georgia" w:hAnsi="Georgia"/>
+          <w:color w:val="131B1E"/>
+          <w:sz w:val="21"/>
+        </w:rPr>
+        <w:t xml:space="preserve"> reports under the overlayfs snapshotter.</w:t>
       </w:r>
     </w:p>
     <w:tbl>
@@ -5255,15 +5493,16 @@
         <w:tblLook w:firstColumn="1" w:firstRow="1" w:lastColumn="0" w:lastRow="0" w:noHBand="0" w:noVBand="1" w:val="04A0"/>
       </w:tblPr>
       <w:tblGrid>
-        <w:gridCol w:w="2340"/>
-        <w:gridCol w:w="2340"/>
-        <w:gridCol w:w="2340"/>
-        <w:gridCol w:w="2340"/>
+        <w:gridCol w:w="1872"/>
+        <w:gridCol w:w="1872"/>
+        <w:gridCol w:w="1872"/>
+        <w:gridCol w:w="1872"/>
+        <w:gridCol w:w="1872"/>
       </w:tblGrid>
       <w:tr>
         <w:tc>
           <w:tcPr>
-            <w:tcW w:type="dxa" w:w="2340"/>
+            <w:tcW w:type="dxa" w:w="1872"/>
             <w:shd w:val="clear" w:color="auto" w:fill="E7ECEC"/>
           </w:tcPr>
           <w:p>
@@ -5277,13 +5516,13 @@
                 <w:color w:val="566A6E"/>
                 <w:sz w:val="17"/>
               </w:rPr>
-              <w:t>Package</w:t>
+              <w:t>Tag</w:t>
             </w:r>
           </w:p>
         </w:tc>
         <w:tc>
           <w:tcPr>
-            <w:tcW w:type="dxa" w:w="2340"/>
+            <w:tcW w:type="dxa" w:w="1872"/>
             <w:shd w:val="clear" w:color="auto" w:fill="E7ECEC"/>
           </w:tcPr>
           <w:p>
@@ -5297,13 +5536,13 @@
                 <w:color w:val="566A6E"/>
                 <w:sz w:val="17"/>
               </w:rPr>
-              <w:t>Size</w:t>
+              <w:t>Requirements</w:t>
             </w:r>
           </w:p>
         </w:tc>
         <w:tc>
           <w:tcPr>
-            <w:tcW w:type="dxa" w:w="2340"/>
+            <w:tcW w:type="dxa" w:w="1872"/>
             <w:shd w:val="clear" w:color="auto" w:fill="E7ECEC"/>
           </w:tcPr>
           <w:p>
@@ -5317,13 +5556,13 @@
                 <w:color w:val="566A6E"/>
                 <w:sz w:val="17"/>
               </w:rPr>
-              <w:t>Pulled in by</w:t>
+              <w:t>On disk</w:t>
             </w:r>
           </w:p>
         </w:tc>
         <w:tc>
           <w:tcPr>
-            <w:tcW w:type="dxa" w:w="2340"/>
+            <w:tcW w:type="dxa" w:w="1872"/>
             <w:shd w:val="clear" w:color="auto" w:fill="E7ECEC"/>
           </w:tcPr>
           <w:p>
@@ -5337,7 +5576,27 @@
                 <w:color w:val="566A6E"/>
                 <w:sz w:val="17"/>
               </w:rPr>
-              <w:t>API needs it?</w:t>
+              <w:t>Compressed</w:t>
+            </w:r>
+          </w:p>
+        </w:tc>
+        <w:tc>
+          <w:tcPr>
+            <w:tcW w:type="dxa" w:w="1872"/>
+            <w:shd w:val="clear" w:color="auto" w:fill="E7ECEC"/>
+          </w:tcPr>
+          <w:p>
+            <w:pPr>
+              <w:spacing w:after="40"/>
+            </w:pPr>
+            <w:r>
+              <w:rPr>
+                <w:rFonts w:ascii="Segoe UI" w:hAnsi="Segoe UI"/>
+                <w:b/>
+                <w:color w:val="566A6E"/>
+                <w:sz w:val="17"/>
+              </w:rPr>
+              <w:t>Role</w:t>
             </w:r>
           </w:p>
         </w:tc>
@@ -5345,7 +5604,7 @@
       <w:tr>
         <w:tc>
           <w:tcPr>
-            <w:tcW w:type="dxa" w:w="2340"/>
+            <w:tcW w:type="dxa" w:w="1872"/>
           </w:tcPr>
           <w:p>
             <w:pPr>
@@ -5357,31 +5616,13 @@
                 <w:color w:val="0E5D6E"/>
                 <w:sz w:val="16"/>
               </w:rPr>
-              <w:t>llvmlite</w:t>
+              <w:t>:serve</w:t>
             </w:r>
           </w:p>
         </w:tc>
         <w:tc>
           <w:tcPr>
-            <w:tcW w:type="dxa" w:w="2340"/>
-          </w:tcPr>
-          <w:p>
-            <w:pPr>
-              <w:spacing w:after="40" w:line="264" w:lineRule="auto"/>
-            </w:pPr>
-            <w:r>
-              <w:rPr>
-                <w:rFonts w:ascii="Georgia" w:hAnsi="Georgia"/>
-                <w:color w:val="131B1E"/>
-                <w:sz w:val="18"/>
-              </w:rPr>
-              <w:t>171 MB</w:t>
-            </w:r>
-          </w:p>
-        </w:tc>
-        <w:tc>
-          <w:tcPr>
-            <w:tcW w:type="dxa" w:w="2340"/>
+            <w:tcW w:type="dxa" w:w="1872"/>
           </w:tcPr>
           <w:p>
             <w:pPr>
@@ -5393,103 +5634,13 @@
                 <w:color w:val="0E5D6E"/>
                 <w:sz w:val="16"/>
               </w:rPr>
-              <w:t>numba</w:t>
-            </w:r>
-            <w:r>
-              <w:rPr>
-                <w:rFonts w:ascii="Georgia" w:hAnsi="Georgia"/>
-                <w:color w:val="131B1E"/>
-                <w:sz w:val="18"/>
-              </w:rPr>
-              <w:t xml:space="preserve"> ← </w:t>
-            </w:r>
-            <w:r>
-              <w:rPr>
-                <w:rFonts w:ascii="Consolas" w:hAnsi="Consolas"/>
-                <w:color w:val="0E5D6E"/>
-                <w:sz w:val="16"/>
-              </w:rPr>
-              <w:t>shap</w:t>
+              <w:t>requirements-api.txt</w:t>
             </w:r>
           </w:p>
         </w:tc>
         <w:tc>
           <w:tcPr>
-            <w:tcW w:type="dxa" w:w="2340"/>
-          </w:tcPr>
-          <w:p>
-            <w:pPr>
-              <w:spacing w:after="40" w:line="264" w:lineRule="auto"/>
-            </w:pPr>
-            <w:r>
-              <w:rPr>
-                <w:rFonts w:ascii="Georgia" w:hAnsi="Georgia"/>
-                <w:color w:val="131B1E"/>
-                <w:sz w:val="18"/>
-              </w:rPr>
-              <w:t>no</w:t>
-            </w:r>
-          </w:p>
-        </w:tc>
-      </w:tr>
-      <w:tr>
-        <w:tc>
-          <w:tcPr>
-            <w:tcW w:type="dxa" w:w="2340"/>
-          </w:tcPr>
-          <w:p>
-            <w:pPr>
-              <w:spacing w:after="40" w:line="264" w:lineRule="auto"/>
-            </w:pPr>
-            <w:r>
-              <w:rPr>
-                <w:rFonts w:ascii="Consolas" w:hAnsi="Consolas"/>
-                <w:color w:val="0E5D6E"/>
-                <w:sz w:val="16"/>
-              </w:rPr>
-              <w:t>pyarrow</w:t>
-            </w:r>
-          </w:p>
-        </w:tc>
-        <w:tc>
-          <w:tcPr>
-            <w:tcW w:type="dxa" w:w="2340"/>
-          </w:tcPr>
-          <w:p>
-            <w:pPr>
-              <w:spacing w:after="40" w:line="264" w:lineRule="auto"/>
-            </w:pPr>
-            <w:r>
-              <w:rPr>
-                <w:rFonts w:ascii="Georgia" w:hAnsi="Georgia"/>
-                <w:color w:val="131B1E"/>
-                <w:sz w:val="18"/>
-              </w:rPr>
-              <w:t>149 MB</w:t>
-            </w:r>
-          </w:p>
-        </w:tc>
-        <w:tc>
-          <w:tcPr>
-            <w:tcW w:type="dxa" w:w="2340"/>
-          </w:tcPr>
-          <w:p>
-            <w:pPr>
-              <w:spacing w:after="40" w:line="264" w:lineRule="auto"/>
-            </w:pPr>
-            <w:r>
-              <w:rPr>
-                <w:rFonts w:ascii="Georgia" w:hAnsi="Georgia"/>
-                <w:color w:val="131B1E"/>
-                <w:sz w:val="18"/>
-              </w:rPr>
-              <w:t>parquet I/O</w:t>
-            </w:r>
-          </w:p>
-        </w:tc>
-        <w:tc>
-          <w:tcPr>
-            <w:tcW w:type="dxa" w:w="2340"/>
+            <w:tcW w:type="dxa" w:w="1872"/>
           </w:tcPr>
           <w:p>
             <w:pPr>
@@ -5502,7 +5653,43 @@
                 <w:color w:val="131B1E"/>
                 <w:sz w:val="18"/>
               </w:rPr>
-              <w:t>yes</w:t>
+              <w:t>1.17 GB</w:t>
+            </w:r>
+          </w:p>
+        </w:tc>
+        <w:tc>
+          <w:tcPr>
+            <w:tcW w:type="dxa" w:w="1872"/>
+          </w:tcPr>
+          <w:p>
+            <w:pPr>
+              <w:spacing w:after="40" w:line="264" w:lineRule="auto"/>
+            </w:pPr>
+            <w:r>
+              <w:rPr>
+                <w:rFonts w:ascii="Georgia" w:hAnsi="Georgia"/>
+                <w:color w:val="131B1E"/>
+                <w:sz w:val="18"/>
+              </w:rPr>
+              <w:t>~283 MB</w:t>
+            </w:r>
+          </w:p>
+        </w:tc>
+        <w:tc>
+          <w:tcPr>
+            <w:tcW w:type="dxa" w:w="1872"/>
+          </w:tcPr>
+          <w:p>
+            <w:pPr>
+              <w:spacing w:after="40" w:line="264" w:lineRule="auto"/>
+            </w:pPr>
+            <w:r>
+              <w:rPr>
+                <w:rFonts w:ascii="Georgia" w:hAnsi="Georgia"/>
+                <w:color w:val="131B1E"/>
+                <w:sz w:val="18"/>
+              </w:rPr>
+              <w:t>API + MLflow server</w:t>
             </w:r>
           </w:p>
         </w:tc>
@@ -5510,7 +5697,7 @@
       <w:tr>
         <w:tc>
           <w:tcPr>
-            <w:tcW w:type="dxa" w:w="2340"/>
+            <w:tcW w:type="dxa" w:w="1872"/>
           </w:tcPr>
           <w:p>
             <w:pPr>
@@ -5522,13 +5709,50 @@
                 <w:color w:val="0E5D6E"/>
                 <w:sz w:val="16"/>
               </w:rPr>
-              <w:t>plotly</w:t>
+              <w:t>:ui</w:t>
             </w:r>
           </w:p>
         </w:tc>
         <w:tc>
           <w:tcPr>
-            <w:tcW w:type="dxa" w:w="2340"/>
+            <w:tcW w:type="dxa" w:w="1872"/>
+          </w:tcPr>
+          <w:p>
+            <w:pPr>
+              <w:spacing w:after="40" w:line="264" w:lineRule="auto"/>
+            </w:pPr>
+            <w:r>
+              <w:rPr>
+                <w:rFonts w:ascii="Consolas" w:hAnsi="Consolas"/>
+                <w:color w:val="0E5D6E"/>
+                <w:sz w:val="16"/>
+              </w:rPr>
+              <w:t>requirements-ui.txt</w:t>
+            </w:r>
+          </w:p>
+        </w:tc>
+        <w:tc>
+          <w:tcPr>
+            <w:tcW w:type="dxa" w:w="1872"/>
+          </w:tcPr>
+          <w:p>
+            <w:pPr>
+              <w:spacing w:after="40" w:line="264" w:lineRule="auto"/>
+            </w:pPr>
+            <w:r>
+              <w:rPr>
+                <w:rFonts w:ascii="Georgia" w:hAnsi="Georgia"/>
+                <w:b/>
+                <w:color w:val="131B1E"/>
+                <w:sz w:val="18"/>
+              </w:rPr>
+              <w:t>1.34 GB</w:t>
+            </w:r>
+          </w:p>
+        </w:tc>
+        <w:tc>
+          <w:tcPr>
+            <w:tcW w:type="dxa" w:w="1872"/>
           </w:tcPr>
           <w:p>
             <w:pPr>
@@ -5540,13 +5764,13 @@
                 <w:color w:val="131B1E"/>
                 <w:sz w:val="18"/>
               </w:rPr>
-              <w:t>39 MB</w:t>
+              <w:t>~312 MB</w:t>
             </w:r>
           </w:p>
         </w:tc>
         <w:tc>
           <w:tcPr>
-            <w:tcW w:type="dxa" w:w="2340"/>
+            <w:tcW w:type="dxa" w:w="1872"/>
           </w:tcPr>
           <w:p>
             <w:pPr>
@@ -5558,13 +5782,70 @@
                 <w:color w:val="131B1E"/>
                 <w:sz w:val="18"/>
               </w:rPr>
-              <w:t>Streamlit UI</w:t>
+              <w:t>Streamlit</w:t>
+            </w:r>
+          </w:p>
+        </w:tc>
+      </w:tr>
+      <w:tr>
+        <w:tc>
+          <w:tcPr>
+            <w:tcW w:type="dxa" w:w="1872"/>
+          </w:tcPr>
+          <w:p>
+            <w:pPr>
+              <w:spacing w:after="40" w:line="264" w:lineRule="auto"/>
+            </w:pPr>
+            <w:r>
+              <w:rPr>
+                <w:rFonts w:ascii="Consolas" w:hAnsi="Consolas"/>
+                <w:color w:val="0E5D6E"/>
+                <w:sz w:val="16"/>
+              </w:rPr>
+              <w:t>:latest</w:t>
             </w:r>
           </w:p>
         </w:tc>
         <w:tc>
           <w:tcPr>
-            <w:tcW w:type="dxa" w:w="2340"/>
+            <w:tcW w:type="dxa" w:w="1872"/>
+          </w:tcPr>
+          <w:p>
+            <w:pPr>
+              <w:spacing w:after="40" w:line="264" w:lineRule="auto"/>
+            </w:pPr>
+            <w:r>
+              <w:rPr>
+                <w:rFonts w:ascii="Consolas" w:hAnsi="Consolas"/>
+                <w:color w:val="0E5D6E"/>
+                <w:sz w:val="16"/>
+              </w:rPr>
+              <w:t>requirements.txt</w:t>
+            </w:r>
+          </w:p>
+        </w:tc>
+        <w:tc>
+          <w:tcPr>
+            <w:tcW w:type="dxa" w:w="1872"/>
+          </w:tcPr>
+          <w:p>
+            <w:pPr>
+              <w:spacing w:after="40" w:line="264" w:lineRule="auto"/>
+            </w:pPr>
+            <w:r>
+              <w:rPr>
+                <w:rFonts w:ascii="Georgia" w:hAnsi="Georgia"/>
+                <w:b/>
+                <w:color w:val="131B1E"/>
+                <w:sz w:val="18"/>
+              </w:rPr>
+              <w:t>1.64 GB</w:t>
+            </w:r>
+          </w:p>
+        </w:tc>
+        <w:tc>
+          <w:tcPr>
+            <w:tcW w:type="dxa" w:w="1872"/>
           </w:tcPr>
           <w:p>
             <w:pPr>
@@ -5576,33 +5857,13 @@
                 <w:color w:val="131B1E"/>
                 <w:sz w:val="18"/>
               </w:rPr>
-              <w:t>no</w:t>
-            </w:r>
-          </w:p>
-        </w:tc>
-      </w:tr>
-      <w:tr>
-        <w:tc>
-          <w:tcPr>
-            <w:tcW w:type="dxa" w:w="2340"/>
-          </w:tcPr>
-          <w:p>
-            <w:pPr>
-              <w:spacing w:after="40" w:line="264" w:lineRule="auto"/>
-            </w:pPr>
-            <w:r>
-              <w:rPr>
-                <w:rFonts w:ascii="Consolas" w:hAnsi="Consolas"/>
-                <w:color w:val="0E5D6E"/>
-                <w:sz w:val="16"/>
-              </w:rPr>
-              <w:t>streamlit</w:t>
+              <w:t>—</w:t>
             </w:r>
           </w:p>
         </w:tc>
         <w:tc>
           <w:tcPr>
-            <w:tcW w:type="dxa" w:w="2340"/>
+            <w:tcW w:type="dxa" w:w="1872"/>
           </w:tcPr>
           <w:p>
             <w:pPr>
@@ -5614,191 +5875,7 @@
                 <w:color w:val="131B1E"/>
                 <w:sz w:val="18"/>
               </w:rPr>
-              <w:t>30 MB</w:t>
-            </w:r>
-          </w:p>
-        </w:tc>
-        <w:tc>
-          <w:tcPr>
-            <w:tcW w:type="dxa" w:w="2340"/>
-          </w:tcPr>
-          <w:p>
-            <w:pPr>
-              <w:spacing w:after="40" w:line="264" w:lineRule="auto"/>
-            </w:pPr>
-            <w:r>
-              <w:rPr>
-                <w:rFonts w:ascii="Georgia" w:hAnsi="Georgia"/>
-                <w:color w:val="131B1E"/>
-                <w:sz w:val="18"/>
-              </w:rPr>
-              <w:t>UI service</w:t>
-            </w:r>
-          </w:p>
-        </w:tc>
-        <w:tc>
-          <w:tcPr>
-            <w:tcW w:type="dxa" w:w="2340"/>
-          </w:tcPr>
-          <w:p>
-            <w:pPr>
-              <w:spacing w:after="40" w:line="264" w:lineRule="auto"/>
-            </w:pPr>
-            <w:r>
-              <w:rPr>
-                <w:rFonts w:ascii="Georgia" w:hAnsi="Georgia"/>
-                <w:color w:val="131B1E"/>
-                <w:sz w:val="18"/>
-              </w:rPr>
-              <w:t>no</w:t>
-            </w:r>
-          </w:p>
-        </w:tc>
-      </w:tr>
-      <w:tr>
-        <w:tc>
-          <w:tcPr>
-            <w:tcW w:type="dxa" w:w="2340"/>
-          </w:tcPr>
-          <w:p>
-            <w:pPr>
-              <w:spacing w:after="40" w:line="264" w:lineRule="auto"/>
-            </w:pPr>
-            <w:r>
-              <w:rPr>
-                <w:rFonts w:ascii="Consolas" w:hAnsi="Consolas"/>
-                <w:color w:val="0E5D6E"/>
-                <w:sz w:val="16"/>
-              </w:rPr>
-              <w:t>statsmodels</w:t>
-            </w:r>
-          </w:p>
-        </w:tc>
-        <w:tc>
-          <w:tcPr>
-            <w:tcW w:type="dxa" w:w="2340"/>
-          </w:tcPr>
-          <w:p>
-            <w:pPr>
-              <w:spacing w:after="40" w:line="264" w:lineRule="auto"/>
-            </w:pPr>
-            <w:r>
-              <w:rPr>
-                <w:rFonts w:ascii="Georgia" w:hAnsi="Georgia"/>
-                <w:color w:val="131B1E"/>
-                <w:sz w:val="18"/>
-              </w:rPr>
-              <w:t>~30 MB</w:t>
-            </w:r>
-          </w:p>
-        </w:tc>
-        <w:tc>
-          <w:tcPr>
-            <w:tcW w:type="dxa" w:w="2340"/>
-          </w:tcPr>
-          <w:p>
-            <w:pPr>
-              <w:spacing w:after="40" w:line="264" w:lineRule="auto"/>
-            </w:pPr>
-            <w:r>
-              <w:rPr>
-                <w:rFonts w:ascii="Georgia" w:hAnsi="Georgia"/>
-                <w:color w:val="131B1E"/>
-                <w:sz w:val="18"/>
-              </w:rPr>
-              <w:t>notebook EDA only</w:t>
-            </w:r>
-          </w:p>
-        </w:tc>
-        <w:tc>
-          <w:tcPr>
-            <w:tcW w:type="dxa" w:w="2340"/>
-          </w:tcPr>
-          <w:p>
-            <w:pPr>
-              <w:spacing w:after="40" w:line="264" w:lineRule="auto"/>
-            </w:pPr>
-            <w:r>
-              <w:rPr>
-                <w:rFonts w:ascii="Georgia" w:hAnsi="Georgia"/>
-                <w:color w:val="131B1E"/>
-                <w:sz w:val="18"/>
-              </w:rPr>
-              <w:t>no</w:t>
-            </w:r>
-          </w:p>
-        </w:tc>
-      </w:tr>
-      <w:tr>
-        <w:tc>
-          <w:tcPr>
-            <w:tcW w:type="dxa" w:w="2340"/>
-          </w:tcPr>
-          <w:p>
-            <w:pPr>
-              <w:spacing w:after="40" w:line="264" w:lineRule="auto"/>
-            </w:pPr>
-            <w:r>
-              <w:rPr>
-                <w:rFonts w:ascii="Consolas" w:hAnsi="Consolas"/>
-                <w:color w:val="0E5D6E"/>
-                <w:sz w:val="16"/>
-              </w:rPr>
-              <w:t>optuna</w:t>
-            </w:r>
-          </w:p>
-        </w:tc>
-        <w:tc>
-          <w:tcPr>
-            <w:tcW w:type="dxa" w:w="2340"/>
-          </w:tcPr>
-          <w:p>
-            <w:pPr>
-              <w:spacing w:after="40" w:line="264" w:lineRule="auto"/>
-            </w:pPr>
-            <w:r>
-              <w:rPr>
-                <w:rFonts w:ascii="Georgia" w:hAnsi="Georgia"/>
-                <w:color w:val="131B1E"/>
-                <w:sz w:val="18"/>
-              </w:rPr>
-              <w:t>small</w:t>
-            </w:r>
-          </w:p>
-        </w:tc>
-        <w:tc>
-          <w:tcPr>
-            <w:tcW w:type="dxa" w:w="2340"/>
-          </w:tcPr>
-          <w:p>
-            <w:pPr>
-              <w:spacing w:after="40" w:line="264" w:lineRule="auto"/>
-            </w:pPr>
-            <w:r>
-              <w:rPr>
-                <w:rFonts w:ascii="Georgia" w:hAnsi="Georgia"/>
-                <w:color w:val="131B1E"/>
-                <w:sz w:val="18"/>
-              </w:rPr>
-              <w:t>tuning</w:t>
-            </w:r>
-          </w:p>
-        </w:tc>
-        <w:tc>
-          <w:tcPr>
-            <w:tcW w:type="dxa" w:w="2340"/>
-          </w:tcPr>
-          <w:p>
-            <w:pPr>
-              <w:spacing w:after="40" w:line="264" w:lineRule="auto"/>
-            </w:pPr>
-            <w:r>
-              <w:rPr>
-                <w:rFonts w:ascii="Georgia" w:hAnsi="Georgia"/>
-                <w:color w:val="131B1E"/>
-                <w:sz w:val="18"/>
-              </w:rPr>
-              <w:t>no</w:t>
+              <w:t>Training; the "can do everything" image</w:t>
             </w:r>
           </w:p>
         </w:tc>
@@ -5819,7 +5896,7 @@
           <w:color w:val="131B1E"/>
           <w:sz w:val="21"/>
         </w:rPr>
-        <w:t xml:space="preserve">Splitting into </w:t>
+        <w:t xml:space="preserve">Down from a single 2.65 GB image. Two changes got there: removing </w:t>
       </w:r>
       <w:r>
         <w:rPr>
@@ -5827,7 +5904,7 @@
           <w:color w:val="0E5D6E"/>
           <w:sz w:val="19"/>
         </w:rPr>
-        <w:t>requirements-base/api/train.txt</w:t>
+        <w:t>nvidia-nccl-cu13</w:t>
       </w:r>
       <w:r>
         <w:rPr>
@@ -5835,7 +5912,23 @@
           <w:color w:val="131B1E"/>
           <w:sz w:val="21"/>
         </w:rPr>
-        <w:t xml:space="preserve"> would remove roughly </w:t>
+        <w:t xml:space="preserve"> (288 MB, pulled transitively by </w:t>
+      </w:r>
+      <w:r>
+        <w:rPr>
+          <w:rFonts w:ascii="Consolas" w:hAnsi="Consolas"/>
+          <w:color w:val="0E5D6E"/>
+          <w:sz w:val="19"/>
+        </w:rPr>
+        <w:t>xgboost</w:t>
+      </w:r>
+      <w:r>
+        <w:rPr>
+          <w:rFonts w:ascii="Georgia" w:hAnsi="Georgia"/>
+          <w:color w:val="131B1E"/>
+          <w:sz w:val="21"/>
+        </w:rPr>
+        <w:t xml:space="preserve"> but used only for multi-GPU collectives) </w:t>
       </w:r>
       <w:r>
         <w:rPr>
@@ -5844,7 +5937,7 @@
           <w:color w:val="131B1E"/>
           <w:sz w:val="21"/>
         </w:rPr>
-        <w:t>270 MB</w:t>
+        <w:t>in the same layer as the install</w:t>
       </w:r>
       <w:r>
         <w:rPr>
@@ -5852,39 +5945,22 @@
           <w:color w:val="131B1E"/>
           <w:sz w:val="21"/>
         </w:rPr>
-        <w:t xml:space="preserve"> more from the serving image. This is the per-service-image recommendation in </w:t>
-      </w:r>
-      <w:r>
-        <w:rPr>
-          <w:rFonts w:ascii="Consolas" w:hAnsi="Consolas"/>
-          <w:color w:val="0E5D6E"/>
-          <w:sz w:val="19"/>
-        </w:rPr>
-        <w:t>MLOPS.md</w:t>
-      </w:r>
-      <w:r>
-        <w:rPr>
-          <w:rFonts w:ascii="Georgia" w:hAnsi="Georgia"/>
+        <w:t>, and splitting requirements per service.</w:t>
+      </w:r>
+    </w:p>
+    <w:p>
+      <w:pPr>
+        <w:keepNext/>
+        <w:spacing w:before="400" w:after="120"/>
+      </w:pPr>
+      <w:r>
+        <w:rPr>
+          <w:rFonts w:ascii="Segoe UI" w:hAnsi="Segoe UI"/>
+          <w:b/>
           <w:color w:val="131B1E"/>
-          <w:sz w:val="21"/>
-        </w:rPr>
-        <w:t xml:space="preserve"> step 10, and it matters for the AWS free tier where </w:t>
-      </w:r>
-      <w:r>
-        <w:rPr>
-          <w:rFonts w:ascii="Consolas" w:hAnsi="Consolas"/>
-          <w:color w:val="0E5D6E"/>
-          <w:sz w:val="19"/>
-        </w:rPr>
-        <w:t>t3.micro</w:t>
-      </w:r>
-      <w:r>
-        <w:rPr>
-          <w:rFonts w:ascii="Georgia" w:hAnsi="Georgia"/>
-          <w:color w:val="131B1E"/>
-          <w:sz w:val="21"/>
-        </w:rPr>
-        <w:t xml:space="preserve"> ships an 8 GiB EBS volume by default.</w:t>
+          <w:sz w:val="25"/>
+        </w:rPr>
+        <w:t>Resolved: split requirements per service</w:t>
       </w:r>
     </w:p>
     <w:p>
@@ -5894,11 +5970,18 @@
       <w:r>
         <w:rPr>
           <w:rFonts w:ascii="Georgia" w:hAnsi="Georgia"/>
-          <w:b/>
           <w:color w:val="131B1E"/>
           <w:sz w:val="21"/>
         </w:rPr>
-        <w:t>The tension to be aware of:</w:t>
+        <w:t xml:space="preserve">This section previously listed the split as open. It is done, and verified: </w:t>
+      </w:r>
+      <w:r>
+        <w:rPr>
+          <w:rFonts w:ascii="Consolas" w:hAnsi="Consolas"/>
+          <w:color w:val="0E5D6E"/>
+          <w:sz w:val="19"/>
+        </w:rPr>
+        <w:t>requirements-base.txt</w:t>
       </w:r>
       <w:r>
         <w:rPr>
@@ -5906,8 +5989,106 @@
           <w:color w:val="131B1E"/>
           <w:sz w:val="21"/>
         </w:rPr>
-        <w:t xml:space="preserve"> separate images reintroduce the version-drift risk that one image was chosen to eliminate. The safe form is a </w:t>
-      </w:r>
+        <w:t xml:space="preserve"> holds the 12 shared pins, with </w:t>
+      </w:r>
+      <w:r>
+        <w:rPr>
+          <w:rFonts w:ascii="Consolas" w:hAnsi="Consolas"/>
+          <w:color w:val="0E5D6E"/>
+          <w:sz w:val="19"/>
+        </w:rPr>
+        <w:t>api</w:t>
+      </w:r>
+      <w:r>
+        <w:rPr>
+          <w:rFonts w:ascii="Georgia" w:hAnsi="Georgia"/>
+          <w:color w:val="131B1E"/>
+          <w:sz w:val="21"/>
+        </w:rPr>
+        <w:t xml:space="preserve">, </w:t>
+      </w:r>
+      <w:r>
+        <w:rPr>
+          <w:rFonts w:ascii="Consolas" w:hAnsi="Consolas"/>
+          <w:color w:val="0E5D6E"/>
+          <w:sz w:val="19"/>
+        </w:rPr>
+        <w:t>train</w:t>
+      </w:r>
+      <w:r>
+        <w:rPr>
+          <w:rFonts w:ascii="Georgia" w:hAnsi="Georgia"/>
+          <w:color w:val="131B1E"/>
+          <w:sz w:val="21"/>
+        </w:rPr>
+        <w:t xml:space="preserve"> and </w:t>
+      </w:r>
+      <w:r>
+        <w:rPr>
+          <w:rFonts w:ascii="Consolas" w:hAnsi="Consolas"/>
+          <w:color w:val="0E5D6E"/>
+          <w:sz w:val="19"/>
+        </w:rPr>
+        <w:t>ui</w:t>
+      </w:r>
+      <w:r>
+        <w:rPr>
+          <w:rFonts w:ascii="Georgia" w:hAnsi="Georgia"/>
+          <w:color w:val="131B1E"/>
+          <w:sz w:val="21"/>
+        </w:rPr>
+        <w:t xml:space="preserve"> adding thin layers on top and </w:t>
+      </w:r>
+      <w:r>
+        <w:rPr>
+          <w:rFonts w:ascii="Consolas" w:hAnsi="Consolas"/>
+          <w:color w:val="0E5D6E"/>
+          <w:sz w:val="19"/>
+        </w:rPr>
+        <w:t>requirements.txt</w:t>
+      </w:r>
+      <w:r>
+        <w:rPr>
+          <w:rFonts w:ascii="Georgia" w:hAnsi="Georgia"/>
+          <w:color w:val="131B1E"/>
+          <w:sz w:val="21"/>
+        </w:rPr>
+        <w:t xml:space="preserve"> as their union. Zero duplicate pins across 26 packages, checked mechanically.</w:t>
+      </w:r>
+    </w:p>
+    <w:p>
+      <w:pPr>
+        <w:spacing w:after="180" w:line="300" w:lineRule="auto"/>
+      </w:pPr>
+      <w:r>
+        <w:rPr>
+          <w:rFonts w:ascii="Georgia" w:hAnsi="Georgia"/>
+          <w:color w:val="131B1E"/>
+          <w:sz w:val="21"/>
+        </w:rPr>
+        <w:t xml:space="preserve">The tension flagged at the time — that separate images reintroduce the version-drift risk one image was chosen to eliminate — is handled structurally: every service inherits the same pinned </w:t>
+      </w:r>
+      <w:r>
+        <w:rPr>
+          <w:rFonts w:ascii="Consolas" w:hAnsi="Consolas"/>
+          <w:color w:val="0E5D6E"/>
+          <w:sz w:val="19"/>
+        </w:rPr>
+        <w:t>requirements-base.txt</w:t>
+      </w:r>
+      <w:r>
+        <w:rPr>
+          <w:rFonts w:ascii="Georgia" w:hAnsi="Georgia"/>
+          <w:color w:val="131B1E"/>
+          <w:sz w:val="21"/>
+        </w:rPr>
+        <w:t>, so no set is ever independently resolved.</w:t>
+      </w:r>
+    </w:p>
+    <w:p>
+      <w:pPr>
+        <w:spacing w:after="180" w:line="300" w:lineRule="auto"/>
+      </w:pPr>
       <w:r>
         <w:rPr>
           <w:rFonts w:ascii="Georgia" w:hAnsi="Georgia"/>
@@ -5915,7 +6096,7 @@
           <w:color w:val="131B1E"/>
           <w:sz w:val="21"/>
         </w:rPr>
-        <w:t>shared `requirements-base.txt` with pinned versions</w:t>
+        <w:t>And it earned its keep immediately.</w:t>
       </w:r>
       <w:r>
         <w:rPr>
@@ -5923,7 +6104,493 @@
           <w:color w:val="131B1E"/>
           <w:sz w:val="21"/>
         </w:rPr>
-        <w:t>, plus thin per-service additions — never independently resolved dependency sets.</w:t>
+        <w:t xml:space="preserve"> CI runs the test suite against the slim </w:t>
+      </w:r>
+      <w:r>
+        <w:rPr>
+          <w:rFonts w:ascii="Consolas" w:hAnsi="Consolas"/>
+          <w:color w:val="0E5D6E"/>
+          <w:sz w:val="19"/>
+        </w:rPr>
+        <w:t>api</w:t>
+      </w:r>
+      <w:r>
+        <w:rPr>
+          <w:rFonts w:ascii="Georgia" w:hAnsi="Georgia"/>
+          <w:color w:val="131B1E"/>
+          <w:sz w:val="21"/>
+        </w:rPr>
+        <w:t xml:space="preserve"> set as well as the full one, and that job caught a latent defect the full job could not see: </w:t>
+      </w:r>
+      <w:r>
+        <w:rPr>
+          <w:rFonts w:ascii="Consolas" w:hAnsi="Consolas"/>
+          <w:color w:val="0E5D6E"/>
+          <w:sz w:val="19"/>
+        </w:rPr>
+        <w:t>src/models/registry.py</w:t>
+      </w:r>
+      <w:r>
+        <w:rPr>
+          <w:rFonts w:ascii="Georgia" w:hAnsi="Georgia"/>
+          <w:color w:val="131B1E"/>
+          <w:sz w:val="21"/>
+        </w:rPr>
+        <w:t xml:space="preserve"> imported </w:t>
+      </w:r>
+      <w:r>
+        <w:rPr>
+          <w:rFonts w:ascii="Consolas" w:hAnsi="Consolas"/>
+          <w:color w:val="0E5D6E"/>
+          <w:sz w:val="19"/>
+        </w:rPr>
+        <w:t>optuna</w:t>
+      </w:r>
+      <w:r>
+        <w:rPr>
+          <w:rFonts w:ascii="Georgia" w:hAnsi="Georgia"/>
+          <w:color w:val="131B1E"/>
+          <w:sz w:val="21"/>
+        </w:rPr>
+        <w:t xml:space="preserve"> at module scope. </w:t>
+      </w:r>
+      <w:r>
+        <w:rPr>
+          <w:rFonts w:ascii="Consolas" w:hAnsi="Consolas"/>
+          <w:color w:val="0E5D6E"/>
+          <w:sz w:val="19"/>
+        </w:rPr>
+        <w:t>optuna</w:t>
+      </w:r>
+      <w:r>
+        <w:rPr>
+          <w:rFonts w:ascii="Georgia" w:hAnsi="Georgia"/>
+          <w:color w:val="131B1E"/>
+          <w:sz w:val="21"/>
+        </w:rPr>
+        <w:t xml:space="preserve"> is a training dependency, but </w:t>
+      </w:r>
+      <w:r>
+        <w:rPr>
+          <w:rFonts w:ascii="Consolas" w:hAnsi="Consolas"/>
+          <w:color w:val="0E5D6E"/>
+          <w:sz w:val="19"/>
+        </w:rPr>
+        <w:t>registry</w:t>
+      </w:r>
+      <w:r>
+        <w:rPr>
+          <w:rFonts w:ascii="Georgia" w:hAnsi="Georgia"/>
+          <w:color w:val="131B1E"/>
+          <w:sz w:val="21"/>
+        </w:rPr>
+        <w:t xml:space="preserve"> is on the </w:t>
+      </w:r>
+      <w:r>
+        <w:rPr>
+          <w:rFonts w:ascii="Georgia" w:hAnsi="Georgia"/>
+          <w:i/>
+          <w:color w:val="131B1E"/>
+          <w:sz w:val="21"/>
+        </w:rPr>
+        <w:t>serving</w:t>
+      </w:r>
+      <w:r>
+        <w:rPr>
+          <w:rFonts w:ascii="Georgia" w:hAnsi="Georgia"/>
+          <w:color w:val="131B1E"/>
+          <w:sz w:val="21"/>
+        </w:rPr>
+        <w:t xml:space="preserve"> path because </w:t>
+      </w:r>
+      <w:r>
+        <w:rPr>
+          <w:rFonts w:ascii="Consolas" w:hAnsi="Consolas"/>
+          <w:color w:val="0E5D6E"/>
+          <w:sz w:val="19"/>
+        </w:rPr>
+        <w:t>NaiveForecaster</w:t>
+      </w:r>
+      <w:r>
+        <w:rPr>
+          <w:rFonts w:ascii="Georgia" w:hAnsi="Georgia"/>
+          <w:color w:val="131B1E"/>
+          <w:sz w:val="21"/>
+        </w:rPr>
+        <w:t xml:space="preserve"> is defined there — so a </w:t>
+      </w:r>
+      <w:r>
+        <w:rPr>
+          <w:rFonts w:ascii="Consolas" w:hAnsi="Consolas"/>
+          <w:color w:val="0E5D6E"/>
+          <w:sz w:val="19"/>
+        </w:rPr>
+        <w:t>Baseline_Seasonal</w:t>
+      </w:r>
+      <w:r>
+        <w:rPr>
+          <w:rFonts w:ascii="Georgia" w:hAnsi="Georgia"/>
+          <w:color w:val="131B1E"/>
+          <w:sz w:val="21"/>
+        </w:rPr>
+        <w:t xml:space="preserve"> champion </w:t>
+      </w:r>
+      <w:r>
+        <w:rPr>
+          <w:rFonts w:ascii="Georgia" w:hAnsi="Georgia"/>
+          <w:b/>
+          <w:color w:val="131B1E"/>
+          <w:sz w:val="21"/>
+        </w:rPr>
+        <w:t>could not have been loaded by the `:serve` image at all</w:t>
+      </w:r>
+      <w:r>
+        <w:rPr>
+          <w:rFonts w:ascii="Georgia" w:hAnsi="Georgia"/>
+          <w:color w:val="131B1E"/>
+          <w:sz w:val="21"/>
+        </w:rPr>
+        <w:t xml:space="preserve">. See </w:t>
+      </w:r>
+      <w:r>
+        <w:rPr>
+          <w:rFonts w:ascii="Consolas" w:hAnsi="Consolas"/>
+          <w:color w:val="0E5D6E"/>
+          <w:sz w:val="19"/>
+        </w:rPr>
+        <w:t>CI.md</w:t>
+      </w:r>
+      <w:r>
+        <w:rPr>
+          <w:rFonts w:ascii="Georgia" w:hAnsi="Georgia"/>
+          <w:color w:val="131B1E"/>
+          <w:sz w:val="21"/>
+        </w:rPr>
+        <w:t xml:space="preserve"> and </w:t>
+      </w:r>
+      <w:r>
+        <w:rPr>
+          <w:rFonts w:ascii="Consolas" w:hAnsi="Consolas"/>
+          <w:color w:val="0E5D6E"/>
+          <w:sz w:val="19"/>
+        </w:rPr>
+        <w:t>CORRECTIONS.md</w:t>
+      </w:r>
+      <w:r>
+        <w:rPr>
+          <w:rFonts w:ascii="Georgia" w:hAnsi="Georgia"/>
+          <w:color w:val="131B1E"/>
+          <w:sz w:val="21"/>
+        </w:rPr>
+        <w:t xml:space="preserve"> finding 16.</w:t>
+      </w:r>
+    </w:p>
+    <w:p>
+      <w:pPr>
+        <w:keepNext/>
+        <w:spacing w:before="400" w:after="120"/>
+      </w:pPr>
+      <w:r>
+        <w:rPr>
+          <w:rFonts w:ascii="Segoe UI" w:hAnsi="Segoe UI"/>
+          <w:b/>
+          <w:color w:val="131B1E"/>
+          <w:sz w:val="25"/>
+        </w:rPr>
+        <w:t>Still open</w:t>
+      </w:r>
+    </w:p>
+    <w:p>
+      <w:pPr>
+        <w:pStyle w:val="ListBullet"/>
+        <w:spacing w:after="100" w:line="288" w:lineRule="auto"/>
+      </w:pPr>
+      <w:r>
+        <w:rPr>
+          <w:rFonts w:ascii="Georgia" w:hAnsi="Georgia"/>
+          <w:b/>
+          <w:color w:val="131B1E"/>
+          <w:sz w:val="21"/>
+        </w:rPr>
+        <w:t>The `:ui` image carries `mlflow`, and nothing under `src/ui/` imports it.</w:t>
+      </w:r>
+      <w:r>
+        <w:rPr>
+          <w:rFonts w:ascii="Georgia" w:hAnsi="Georgia"/>
+          <w:color w:val="131B1E"/>
+          <w:sz w:val="21"/>
+        </w:rPr>
+        <w:t xml:space="preserve"> </w:t>
+      </w:r>
+      <w:r>
+        <w:rPr>
+          <w:rFonts w:ascii="Consolas" w:hAnsi="Consolas"/>
+          <w:color w:val="0E5D6E"/>
+          <w:sz w:val="19"/>
+        </w:rPr>
+        <w:t>requirements-ui.txt</w:t>
+      </w:r>
+      <w:r>
+        <w:rPr>
+          <w:rFonts w:ascii="Georgia" w:hAnsi="Georgia"/>
+          <w:color w:val="131B1E"/>
+          <w:sz w:val="21"/>
+        </w:rPr>
+        <w:t xml:space="preserve"> inherits </w:t>
+      </w:r>
+      <w:r>
+        <w:rPr>
+          <w:rFonts w:ascii="Consolas" w:hAnsi="Consolas"/>
+          <w:color w:val="0E5D6E"/>
+          <w:sz w:val="19"/>
+        </w:rPr>
+        <w:t>requirements-base.txt</w:t>
+      </w:r>
+      <w:r>
+        <w:rPr>
+          <w:rFonts w:ascii="Georgia" w:hAnsi="Georgia"/>
+          <w:color w:val="131B1E"/>
+          <w:sz w:val="21"/>
+        </w:rPr>
+        <w:t xml:space="preserve">, which pins full </w:t>
+      </w:r>
+      <w:r>
+        <w:rPr>
+          <w:rFonts w:ascii="Consolas" w:hAnsi="Consolas"/>
+          <w:color w:val="0E5D6E"/>
+          <w:sz w:val="19"/>
+        </w:rPr>
+        <w:t>mlflow</w:t>
+      </w:r>
+      <w:r>
+        <w:rPr>
+          <w:rFonts w:ascii="Georgia" w:hAnsi="Georgia"/>
+          <w:color w:val="131B1E"/>
+          <w:sz w:val="21"/>
+        </w:rPr>
+        <w:t xml:space="preserve"> — and </w:t>
+      </w:r>
+      <w:r>
+        <w:rPr>
+          <w:rFonts w:ascii="Consolas" w:hAnsi="Consolas"/>
+          <w:color w:val="0E5D6E"/>
+          <w:sz w:val="19"/>
+        </w:rPr>
+        <w:t>mlflow</w:t>
+      </w:r>
+      <w:r>
+        <w:rPr>
+          <w:rFonts w:ascii="Georgia" w:hAnsi="Georgia"/>
+          <w:color w:val="131B1E"/>
+          <w:sz w:val="21"/>
+        </w:rPr>
+        <w:t xml:space="preserve"> is what drags </w:t>
+      </w:r>
+      <w:r>
+        <w:rPr>
+          <w:rFonts w:ascii="Consolas" w:hAnsi="Consolas"/>
+          <w:color w:val="0E5D6E"/>
+          <w:sz w:val="19"/>
+        </w:rPr>
+        <w:t>matplotlib</w:t>
+      </w:r>
+      <w:r>
+        <w:rPr>
+          <w:rFonts w:ascii="Georgia" w:hAnsi="Georgia"/>
+          <w:color w:val="131B1E"/>
+          <w:sz w:val="21"/>
+        </w:rPr>
+        <w:t xml:space="preserve"> and </w:t>
+      </w:r>
+      <w:r>
+        <w:rPr>
+          <w:rFonts w:ascii="Consolas" w:hAnsi="Consolas"/>
+          <w:color w:val="0E5D6E"/>
+          <w:sz w:val="19"/>
+        </w:rPr>
+        <w:t>fastapi</w:t>
+      </w:r>
+      <w:r>
+        <w:rPr>
+          <w:rFonts w:ascii="Georgia" w:hAnsi="Georgia"/>
+          <w:color w:val="131B1E"/>
+          <w:sz w:val="21"/>
+        </w:rPr>
+        <w:t xml:space="preserve"> into the UI image. Moving the UI to </w:t>
+      </w:r>
+      <w:r>
+        <w:rPr>
+          <w:rFonts w:ascii="Consolas" w:hAnsi="Consolas"/>
+          <w:color w:val="0E5D6E"/>
+          <w:sz w:val="19"/>
+        </w:rPr>
+        <w:t>mlflow-skinny</w:t>
+      </w:r>
+      <w:r>
+        <w:rPr>
+          <w:rFonts w:ascii="Georgia" w:hAnsi="Georgia"/>
+          <w:color w:val="131B1E"/>
+          <w:sz w:val="21"/>
+        </w:rPr>
+        <w:t>, or dropping mlflow from its set entirely, should take a few hundred MB off. Measured, not yet acted on (</w:t>
+      </w:r>
+      <w:r>
+        <w:rPr>
+          <w:rFonts w:ascii="Consolas" w:hAnsi="Consolas"/>
+          <w:color w:val="0E5D6E"/>
+          <w:sz w:val="19"/>
+        </w:rPr>
+        <w:t>CORRECTIONS.md</w:t>
+      </w:r>
+      <w:r>
+        <w:rPr>
+          <w:rFonts w:ascii="Georgia" w:hAnsi="Georgia"/>
+          <w:color w:val="131B1E"/>
+          <w:sz w:val="21"/>
+        </w:rPr>
+        <w:t xml:space="preserve"> item 16b).</w:t>
+      </w:r>
+    </w:p>
+    <w:p>
+      <w:pPr>
+        <w:pStyle w:val="ListBullet"/>
+        <w:spacing w:after="100" w:line="288" w:lineRule="auto"/>
+      </w:pPr>
+      <w:r>
+        <w:rPr>
+          <w:rFonts w:ascii="Georgia" w:hAnsi="Georgia"/>
+          <w:b/>
+          <w:color w:val="131B1E"/>
+          <w:sz w:val="21"/>
+        </w:rPr>
+        <w:t>Docker Desktop is still the engine on this host.</w:t>
+      </w:r>
+      <w:r>
+        <w:rPr>
+          <w:rFonts w:ascii="Georgia" w:hAnsi="Georgia"/>
+          <w:color w:val="131B1E"/>
+          <w:sz w:val="21"/>
+        </w:rPr>
+        <w:t xml:space="preserve"> </w:t>
+      </w:r>
+      <w:r>
+        <w:rPr>
+          <w:rFonts w:ascii="Consolas" w:hAnsi="Consolas"/>
+          <w:color w:val="0E5D6E"/>
+          <w:sz w:val="19"/>
+        </w:rPr>
+        <w:t>/usr/bin/docker</w:t>
+      </w:r>
+      <w:r>
+        <w:rPr>
+          <w:rFonts w:ascii="Georgia" w:hAnsi="Georgia"/>
+          <w:color w:val="131B1E"/>
+          <w:sz w:val="21"/>
+        </w:rPr>
+        <w:t xml:space="preserve"> is a symlink into </w:t>
+      </w:r>
+      <w:r>
+        <w:rPr>
+          <w:rFonts w:ascii="Consolas" w:hAnsi="Consolas"/>
+          <w:color w:val="0E5D6E"/>
+          <w:sz w:val="19"/>
+        </w:rPr>
+        <w:t>/mnt/wsl/docker-desktop/cli-tools/</w:t>
+      </w:r>
+      <w:r>
+        <w:rPr>
+          <w:rFonts w:ascii="Georgia" w:hAnsi="Georgia"/>
+          <w:color w:val="131B1E"/>
+          <w:sz w:val="21"/>
+        </w:rPr>
+        <w:t xml:space="preserve">, so the CLI vanishes when Desktop stops rather than failing to connect. </w:t>
+      </w:r>
+      <w:r>
+        <w:rPr>
+          <w:rFonts w:ascii="Consolas" w:hAnsi="Consolas"/>
+          <w:color w:val="0E5D6E"/>
+          <w:sz w:val="19"/>
+        </w:rPr>
+        <w:t>infra/host/install-docker-engine.sh</w:t>
+      </w:r>
+      <w:r>
+        <w:rPr>
+          <w:rFonts w:ascii="Georgia" w:hAnsi="Georgia"/>
+          <w:color w:val="131B1E"/>
+          <w:sz w:val="21"/>
+        </w:rPr>
+        <w:t xml:space="preserve"> installs a native engine managed by systemd; it needs a </w:t>
+      </w:r>
+      <w:r>
+        <w:rPr>
+          <w:rFonts w:ascii="Consolas" w:hAnsi="Consolas"/>
+          <w:color w:val="0E5D6E"/>
+          <w:sz w:val="19"/>
+        </w:rPr>
+        <w:t>sudo</w:t>
+      </w:r>
+      <w:r>
+        <w:rPr>
+          <w:rFonts w:ascii="Georgia" w:hAnsi="Georgia"/>
+          <w:color w:val="131B1E"/>
+          <w:sz w:val="21"/>
+        </w:rPr>
+        <w:t xml:space="preserve"> run.</w:t>
+      </w:r>
+    </w:p>
+    <w:p>
+      <w:pPr>
+        <w:pStyle w:val="ListBullet"/>
+        <w:spacing w:after="100" w:line="288" w:lineRule="auto"/>
+      </w:pPr>
+      <w:r>
+        <w:rPr>
+          <w:rFonts w:ascii="Georgia" w:hAnsi="Georgia"/>
+          <w:b/>
+          <w:color w:val="131B1E"/>
+          <w:sz w:val="21"/>
+        </w:rPr>
+        <w:t>Nothing pulls an image onto a host yet.</w:t>
+      </w:r>
+      <w:r>
+        <w:rPr>
+          <w:rFonts w:ascii="Georgia" w:hAnsi="Georgia"/>
+          <w:color w:val="131B1E"/>
+          <w:sz w:val="21"/>
+        </w:rPr>
+        <w:t xml:space="preserve"> </w:t>
+      </w:r>
+      <w:r>
+        <w:rPr>
+          <w:rFonts w:ascii="Consolas" w:hAnsi="Consolas"/>
+          <w:color w:val="0E5D6E"/>
+          <w:sz w:val="19"/>
+        </w:rPr>
+        <w:t>publish.yml</w:t>
+      </w:r>
+      <w:r>
+        <w:rPr>
+          <w:rFonts w:ascii="Georgia" w:hAnsi="Georgia"/>
+          <w:color w:val="131B1E"/>
+          <w:sz w:val="21"/>
+        </w:rPr>
+        <w:t xml:space="preserve"> pushes to ECR; the delivery half is unbuilt. See </w:t>
+      </w:r>
+      <w:r>
+        <w:rPr>
+          <w:rFonts w:ascii="Consolas" w:hAnsi="Consolas"/>
+          <w:color w:val="0E5D6E"/>
+          <w:sz w:val="19"/>
+        </w:rPr>
+        <w:t>ROADMAP.md</w:t>
+      </w:r>
+      <w:r>
+        <w:rPr>
+          <w:rFonts w:ascii="Georgia" w:hAnsi="Georgia"/>
+          <w:color w:val="131B1E"/>
+          <w:sz w:val="21"/>
+        </w:rPr>
+        <w:t>.</w:t>
       </w:r>
     </w:p>
     <w:p>
@@ -6159,7 +6826,7 @@
                 <w:color w:val="131B1E"/>
                 <w:sz w:val="16"/>
               </w:rPr>
-              <w:t>docker compose --profile ui up -d ui               # once src/ui/app.py exists</w:t>
+              <w:t>docker compose --profile ui up -d ui               # Streamlit on :8501</w:t>
             </w:r>
           </w:p>
           <w:p>
